--- a/Rahul_Rana_Resume.docx
+++ b/Rahul_Rana_Resume.docx
@@ -93,10 +93,7 @@
         <w:spacing w:after="60"/>
       </w:pPr>
       <w:r>
-        <w:t>Full Stack Web Developer with 1–2 years of experience building responsive, user-friendly web applications using HTML, CSS, JavaScript, React.js, Node.js, Express.js and MySQL. Skilled in developing REST APIs, designing database-driven applications, and cre</w:t>
-      </w:r>
-      <w:r>
-        <w:t xml:space="preserve">ating clean, mobile-first interfaces with Bootstrap and Tailwind CSS. Comfortable with </w:t>
+        <w:t xml:space="preserve">Full Stack Web Developer with 1–2 years of experience building responsive, user-friendly web applications using HTML, CSS, JavaScript, React.js, Node.js, Express.js and MySQL. Skilled in developing REST APIs, designing database-driven applications, and creating clean, mobile-first interfaces with Bootstrap and Tailwind CSS. Comfortable with </w:t>
       </w:r>
       <w:proofErr w:type="spellStart"/>
       <w:r>
@@ -138,14 +135,7 @@
           <w:b/>
           <w:bCs/>
         </w:rPr>
-        <w:t>Fronten</w:t>
-      </w:r>
-      <w:r>
-        <w:rPr>
-          <w:b/>
-          <w:bCs/>
-        </w:rPr>
-        <w:t xml:space="preserve">d: </w:t>
+        <w:t xml:space="preserve">Frontend: </w:t>
       </w:r>
       <w:r>
         <w:t>HTML, CSS, JavaScript, React.js, Bootstrap, Tailwind CSS</w:t>
@@ -250,16 +240,7 @@
           <w:sz w:val="23"/>
           <w:szCs w:val="23"/>
         </w:rPr>
-        <w:t>PROFESSIONAL EXPERIENC</w:t>
-      </w:r>
-      <w:r>
-        <w:rPr>
-          <w:b/>
-          <w:bCs/>
-          <w:sz w:val="23"/>
-          <w:szCs w:val="23"/>
-        </w:rPr>
-        <w:t>E</w:t>
+        <w:t>PROFESSIONAL EXPERIENCE</w:t>
       </w:r>
     </w:p>
     <w:p>
@@ -274,23 +255,7 @@
           <w:b/>
           <w:bCs/>
         </w:rPr>
-        <w:t xml:space="preserve">Web </w:t>
-      </w:r>
-      <w:proofErr w:type="gramStart"/>
-      <w:r>
-        <w:rPr>
-          <w:b/>
-          <w:bCs/>
-        </w:rPr>
-        <w:t>Developer  |</w:t>
-      </w:r>
-      <w:proofErr w:type="gramEnd"/>
-      <w:r>
-        <w:rPr>
-          <w:b/>
-          <w:bCs/>
-        </w:rPr>
-        <w:t xml:space="preserve">  [</w:t>
+        <w:t xml:space="preserve">Web Developer | </w:t>
       </w:r>
       <w:r>
         <w:rPr>
@@ -304,7 +269,7 @@
           <w:b/>
           <w:bCs/>
         </w:rPr>
-        <w:t>], [</w:t>
+        <w:t xml:space="preserve">, </w:t>
       </w:r>
       <w:proofErr w:type="spellStart"/>
       <w:r>
@@ -316,18 +281,8 @@
       </w:r>
       <w:proofErr w:type="spellEnd"/>
       <w:r>
-        <w:rPr>
-          <w:b/>
-          <w:bCs/>
-        </w:rPr>
-        <w:t>]</w:t>
-      </w:r>
-      <w:r>
         <w:tab/>
-        <w:t>[09/2024</w:t>
-      </w:r>
-      <w:r>
-        <w:t>] – Present</w:t>
+        <w:t>[09/2024] – Present</w:t>
       </w:r>
     </w:p>
     <w:p>
@@ -353,10 +308,7 @@
         <w:spacing w:after="40"/>
       </w:pPr>
       <w:r>
-        <w:t>Built reusable front-end components with React.js to improv</w:t>
-      </w:r>
-      <w:r>
-        <w:t>e code maintainability and page performance.</w:t>
+        <w:t>Built reusable front-end components with React.js to improve code maintainability and page performance.</w:t>
       </w:r>
     </w:p>
     <w:p>
@@ -403,10 +355,7 @@
       </w:r>
       <w:proofErr w:type="spellEnd"/>
       <w:r>
-        <w:t xml:space="preserve"> and GitHub for version co</w:t>
-      </w:r>
-      <w:r>
-        <w:t>ntrol, branching and team collaboration.</w:t>
+        <w:t xml:space="preserve"> and GitHub for version control, branching and team collaboration.</w:t>
       </w:r>
     </w:p>
     <w:p>
@@ -462,84 +411,112 @@
       <w:r>
         <w:rPr>
           <w:b/>
-          <w:bCs/>
-        </w:rPr>
-        <w:t>[Project Name 1</w:t>
-      </w:r>
-      <w:proofErr w:type="gramStart"/>
-      <w:r>
-        <w:rPr>
-          <w:b/>
-          <w:bCs/>
-        </w:rPr>
-        <w:t>]  |</w:t>
-      </w:r>
-      <w:proofErr w:type="gramEnd"/>
-      <w:r>
-        <w:rPr>
-          <w:b/>
-          <w:bCs/>
-        </w:rPr>
-        <w:t xml:space="preserve">  React.js, Node.js, Express.js,</w:t>
-      </w:r>
-      <w:r>
-        <w:rPr>
-          <w:b/>
-          <w:bCs/>
-        </w:rPr>
-        <w:t xml:space="preserve"> MySQL</w:t>
-      </w:r>
-    </w:p>
-    <w:p>
-      <w:pPr>
-        <w:pStyle w:val="ListParagraph"/>
-        <w:numPr>
-          <w:ilvl w:val="0"/>
-          <w:numId w:val="2"/>
-        </w:numPr>
-        <w:spacing w:after="40"/>
-      </w:pPr>
-      <w:r>
-        <w:t>Built a full stack web application with user authentication and complete CRUD functionality.</w:t>
-      </w:r>
-    </w:p>
-    <w:p>
-      <w:pPr>
-        <w:pStyle w:val="ListParagraph"/>
-        <w:numPr>
-          <w:ilvl w:val="0"/>
-          <w:numId w:val="2"/>
-        </w:numPr>
-        <w:spacing w:after="40"/>
-      </w:pPr>
-      <w:r>
-        <w:t>Developed REST APIs and connected them to a MySQL database.</w:t>
-      </w:r>
-    </w:p>
-    <w:p>
-      <w:pPr>
-        <w:pStyle w:val="ListParagraph"/>
-        <w:numPr>
-          <w:ilvl w:val="0"/>
-          <w:numId w:val="2"/>
-        </w:numPr>
-        <w:spacing w:after="40"/>
-      </w:pPr>
-      <w:r>
-        <w:t>Designed a responsive interface using Tailwind CSS.</w:t>
-      </w:r>
-    </w:p>
-    <w:p>
-      <w:pPr>
-        <w:pStyle w:val="ListParagraph"/>
-        <w:numPr>
-          <w:ilvl w:val="0"/>
-          <w:numId w:val="2"/>
-        </w:numPr>
-        <w:spacing w:after="40"/>
-      </w:pPr>
-      <w:r>
-        <w:t>GitHub: github.com/Rahul-Code-bug/[repository-name]</w:t>
+        </w:rPr>
+        <w:t>Task Management System</w:t>
+      </w:r>
+      <w:r>
+        <w:rPr>
+          <w:b/>
+          <w:bCs/>
+        </w:rPr>
+        <w:t xml:space="preserve"> |</w:t>
+      </w:r>
+      <w:r>
+        <w:rPr>
+          <w:b/>
+          <w:bCs/>
+        </w:rPr>
+        <w:t xml:space="preserve"> </w:t>
+      </w:r>
+      <w:r>
+        <w:rPr>
+          <w:b/>
+        </w:rPr>
+        <w:t>React.js, Node.js, Express.js, MySQL</w:t>
+      </w:r>
+    </w:p>
+    <w:p>
+      <w:pPr>
+        <w:pStyle w:val="ListParagraph"/>
+        <w:numPr>
+          <w:ilvl w:val="0"/>
+          <w:numId w:val="2"/>
+        </w:numPr>
+        <w:spacing w:after="40"/>
+      </w:pPr>
+      <w:r>
+        <w:t>Developed a full-stack task management application with secure user authentication.</w:t>
+      </w:r>
+    </w:p>
+    <w:p>
+      <w:pPr>
+        <w:pStyle w:val="ListParagraph"/>
+        <w:numPr>
+          <w:ilvl w:val="0"/>
+          <w:numId w:val="2"/>
+        </w:numPr>
+        <w:spacing w:after="40"/>
+      </w:pPr>
+      <w:r>
+        <w:t>Implemented complete CRUD functionality for task management.</w:t>
+      </w:r>
+    </w:p>
+    <w:p>
+      <w:pPr>
+        <w:pStyle w:val="ListParagraph"/>
+        <w:numPr>
+          <w:ilvl w:val="0"/>
+          <w:numId w:val="2"/>
+        </w:numPr>
+        <w:spacing w:after="40"/>
+      </w:pPr>
+      <w:r>
+        <w:t>Created RESTful APIs using Node.js and Express.js</w:t>
+      </w:r>
+    </w:p>
+    <w:p>
+      <w:pPr>
+        <w:pStyle w:val="ListParagraph"/>
+        <w:numPr>
+          <w:ilvl w:val="0"/>
+          <w:numId w:val="2"/>
+        </w:numPr>
+        <w:spacing w:after="40"/>
+      </w:pPr>
+      <w:r>
+        <w:t>Integrated MySQL for efficient data storage and retrieval.</w:t>
+      </w:r>
+    </w:p>
+    <w:p>
+      <w:pPr>
+        <w:pStyle w:val="ListParagraph"/>
+        <w:numPr>
+          <w:ilvl w:val="0"/>
+          <w:numId w:val="2"/>
+        </w:numPr>
+        <w:spacing w:after="40"/>
+      </w:pPr>
+      <w:r>
+        <w:t>Designed a responsive dashboard using React.js and Tailwind CSS.</w:t>
+      </w:r>
+    </w:p>
+    <w:p>
+      <w:pPr>
+        <w:pStyle w:val="ListParagraph"/>
+        <w:numPr>
+          <w:ilvl w:val="0"/>
+          <w:numId w:val="2"/>
+        </w:numPr>
+        <w:spacing w:after="40"/>
+      </w:pPr>
+      <w:r>
+        <w:rPr>
+          <w:b/>
+        </w:rPr>
+        <w:t>GitHub:</w:t>
+      </w:r>
+      <w:r>
+        <w:t xml:space="preserve"> github.com/Rahul-Code-bug/[repository-name]</w:t>
       </w:r>
     </w:p>
     <w:p>
@@ -552,54 +529,98 @@
       <w:r>
         <w:rPr>
           <w:b/>
-          <w:bCs/>
-        </w:rPr>
-        <w:t>[Project Name 2</w:t>
-      </w:r>
-      <w:proofErr w:type="gramStart"/>
-      <w:r>
-        <w:rPr>
-          <w:b/>
-          <w:bCs/>
-        </w:rPr>
-        <w:t>]  |</w:t>
-      </w:r>
-      <w:proofErr w:type="gramEnd"/>
-      <w:r>
-        <w:rPr>
-          <w:b/>
-          <w:bCs/>
-        </w:rPr>
-        <w:t xml:space="preserve">  HTML, CSS, JavaScript, Bootstrap</w:t>
-      </w:r>
-    </w:p>
-    <w:p>
-      <w:pPr>
-        <w:pStyle w:val="ListParagraph"/>
-        <w:numPr>
-          <w:ilvl w:val="0"/>
-          <w:numId w:val="2"/>
-        </w:numPr>
-        <w:spacing w:after="40"/>
-      </w:pPr>
-      <w:r>
-        <w:t>Developed a responsive multi-page website with clean layout and cross-browser compatibility.</w:t>
-      </w:r>
-    </w:p>
-    <w:p>
-      <w:pPr>
-        <w:pStyle w:val="ListParagraph"/>
-        <w:numPr>
-          <w:ilvl w:val="0"/>
-          <w:numId w:val="2"/>
-        </w:numPr>
-        <w:spacing w:after="40"/>
-      </w:pPr>
-      <w:r>
-        <w:t>Added interactive features using JavaScript and DOM manip</w:t>
-      </w:r>
-      <w:r>
-        <w:t>ulation.</w:t>
+        </w:rPr>
+        <w:t>Food Ordering Website</w:t>
+      </w:r>
+      <w:r>
+        <w:rPr>
+          <w:b/>
+          <w:bCs/>
+        </w:rPr>
+        <w:t xml:space="preserve"> |</w:t>
+      </w:r>
+      <w:r>
+        <w:rPr>
+          <w:b/>
+          <w:bCs/>
+        </w:rPr>
+        <w:t xml:space="preserve"> </w:t>
+      </w:r>
+      <w:r>
+        <w:rPr>
+          <w:b/>
+        </w:rPr>
+        <w:t>HTML, CSS, JavaScript, Bootstrap</w:t>
+      </w:r>
+    </w:p>
+    <w:p>
+      <w:pPr>
+        <w:pStyle w:val="ListParagraph"/>
+        <w:numPr>
+          <w:ilvl w:val="0"/>
+          <w:numId w:val="2"/>
+        </w:numPr>
+        <w:spacing w:after="40"/>
+      </w:pPr>
+      <w:r>
+        <w:t>Developed a responsive multi-page food ordering website with Home, Menu, About, and Contact pages.</w:t>
+      </w:r>
+    </w:p>
+    <w:p>
+      <w:pPr>
+        <w:pStyle w:val="ListParagraph"/>
+        <w:numPr>
+          <w:ilvl w:val="0"/>
+          <w:numId w:val="2"/>
+        </w:numPr>
+        <w:spacing w:after="40"/>
+      </w:pPr>
+      <w:r>
+        <w:t>Designed an interactive UI using HTML, CSS, and Bootstrap.</w:t>
+      </w:r>
+    </w:p>
+    <w:p>
+      <w:pPr>
+        <w:pStyle w:val="ListParagraph"/>
+        <w:numPr>
+          <w:ilvl w:val="0"/>
+          <w:numId w:val="2"/>
+        </w:numPr>
+        <w:spacing w:after="40"/>
+      </w:pPr>
+      <w:r>
+        <w:t>Implemented shopping cart functionality, product filtering, and dynamic price calculation using JavaScript and DOM manipulation.</w:t>
+      </w:r>
+    </w:p>
+    <w:p>
+      <w:pPr>
+        <w:pStyle w:val="NormalWeb"/>
+        <w:numPr>
+          <w:ilvl w:val="0"/>
+          <w:numId w:val="2"/>
+        </w:numPr>
+      </w:pPr>
+      <w:r>
+        <w:t>Used Local Storage to maintain cart data across page navigation.</w:t>
+      </w:r>
+    </w:p>
+    <w:p>
+      <w:pPr>
+        <w:pStyle w:val="ListParagraph"/>
+        <w:numPr>
+          <w:ilvl w:val="0"/>
+          <w:numId w:val="2"/>
+        </w:numPr>
+        <w:spacing w:after="40"/>
+        <w:rPr>
+          <w:b/>
+        </w:rPr>
+      </w:pPr>
+      <w:r>
+        <w:rPr>
+          <w:b/>
+        </w:rPr>
+        <w:t>GitHub:</w:t>
       </w:r>
     </w:p>
     <w:p>
@@ -631,16 +652,7 @@
           <w:b/>
           <w:bCs/>
         </w:rPr>
-        <w:t>Bachelor's Degree – [BA</w:t>
-      </w:r>
-      <w:bookmarkStart w:id="0" w:name="_GoBack"/>
-      <w:bookmarkEnd w:id="0"/>
-      <w:r>
-        <w:rPr>
-          <w:b/>
-          <w:bCs/>
-        </w:rPr>
-        <w:t>]</w:t>
+        <w:t>Bachelor's Degree – [BA]</w:t>
       </w:r>
       <w:r>
         <w:tab/>
@@ -652,15 +664,10 @@
         <w:spacing w:after="40"/>
       </w:pPr>
       <w:r>
-        <w:t xml:space="preserve">BBMKU </w:t>
-      </w:r>
-      <w:proofErr w:type="gramStart"/>
-      <w:r>
-        <w:t>College  |</w:t>
-      </w:r>
-      <w:proofErr w:type="gramEnd"/>
-      <w:r>
-        <w:t xml:space="preserve">  CGPA: 6.0</w:t>
+        <w:t>BBMKU College |</w:t>
+      </w:r>
+      <w:r>
+        <w:t xml:space="preserve"> CGPA: 6.0</w:t>
       </w:r>
     </w:p>
     <w:p>
@@ -687,15 +694,10 @@
         <w:spacing w:after="40"/>
       </w:pPr>
       <w:r>
-        <w:t xml:space="preserve">VKM College, JAC </w:t>
-      </w:r>
-      <w:proofErr w:type="gramStart"/>
-      <w:r>
-        <w:t>Board  |</w:t>
-      </w:r>
-      <w:proofErr w:type="gramEnd"/>
-      <w:r>
-        <w:t xml:space="preserve">  75%</w:t>
+        <w:t xml:space="preserve">VKM College, JAC Board | </w:t>
+      </w:r>
+      <w:r>
+        <w:t>75%</w:t>
       </w:r>
     </w:p>
     <w:p>
@@ -722,15 +724,12 @@
         <w:spacing w:after="40"/>
       </w:pPr>
       <w:r>
-        <w:t xml:space="preserve">TTI School, CBSE </w:t>
-      </w:r>
-      <w:proofErr w:type="gramStart"/>
-      <w:r>
-        <w:t>Board  |</w:t>
-      </w:r>
-      <w:proofErr w:type="gramEnd"/>
-      <w:r>
-        <w:t xml:space="preserve">  62%</w:t>
+        <w:t xml:space="preserve">TTI School, CBSE Board | </w:t>
+      </w:r>
+      <w:bookmarkStart w:id="0" w:name="_GoBack"/>
+      <w:bookmarkEnd w:id="0"/>
+      <w:r>
+        <w:t>62%</w:t>
       </w:r>
     </w:p>
     <w:p>
@@ -747,6 +746,7 @@
           <w:sz w:val="23"/>
           <w:szCs w:val="23"/>
         </w:rPr>
+        <w:lastRenderedPageBreak/>
         <w:t>ADDITIONAL SKILLS</w:t>
       </w:r>
     </w:p>
@@ -892,6 +892,155 @@
     </w:lvl>
   </w:abstractNum>
   <w:abstractNum w:abstractNumId="1" w15:restartNumberingAfterBreak="0">
+    <w:nsid w:val="64B24E1E"/>
+    <w:multiLevelType w:val="multilevel"/>
+    <w:tmpl w:val="34B221E2"/>
+    <w:lvl w:ilvl="0">
+      <w:start w:val="1"/>
+      <w:numFmt w:val="bullet"/>
+      <w:lvlText w:val=""/>
+      <w:lvlJc w:val="left"/>
+      <w:pPr>
+        <w:tabs>
+          <w:tab w:val="num" w:pos="720"/>
+        </w:tabs>
+        <w:ind w:left="720" w:hanging="360"/>
+      </w:pPr>
+      <w:rPr>
+        <w:rFonts w:ascii="Symbol" w:hAnsi="Symbol" w:hint="default"/>
+        <w:sz w:val="20"/>
+      </w:rPr>
+    </w:lvl>
+    <w:lvl w:ilvl="1" w:tentative="1">
+      <w:start w:val="1"/>
+      <w:numFmt w:val="bullet"/>
+      <w:lvlText w:val="o"/>
+      <w:lvlJc w:val="left"/>
+      <w:pPr>
+        <w:tabs>
+          <w:tab w:val="num" w:pos="1440"/>
+        </w:tabs>
+        <w:ind w:left="1440" w:hanging="360"/>
+      </w:pPr>
+      <w:rPr>
+        <w:rFonts w:ascii="Courier New" w:hAnsi="Courier New" w:hint="default"/>
+        <w:sz w:val="20"/>
+      </w:rPr>
+    </w:lvl>
+    <w:lvl w:ilvl="2" w:tentative="1">
+      <w:start w:val="1"/>
+      <w:numFmt w:val="bullet"/>
+      <w:lvlText w:val=""/>
+      <w:lvlJc w:val="left"/>
+      <w:pPr>
+        <w:tabs>
+          <w:tab w:val="num" w:pos="2160"/>
+        </w:tabs>
+        <w:ind w:left="2160" w:hanging="360"/>
+      </w:pPr>
+      <w:rPr>
+        <w:rFonts w:ascii="Wingdings" w:hAnsi="Wingdings" w:hint="default"/>
+        <w:sz w:val="20"/>
+      </w:rPr>
+    </w:lvl>
+    <w:lvl w:ilvl="3" w:tentative="1">
+      <w:start w:val="1"/>
+      <w:numFmt w:val="bullet"/>
+      <w:lvlText w:val=""/>
+      <w:lvlJc w:val="left"/>
+      <w:pPr>
+        <w:tabs>
+          <w:tab w:val="num" w:pos="2880"/>
+        </w:tabs>
+        <w:ind w:left="2880" w:hanging="360"/>
+      </w:pPr>
+      <w:rPr>
+        <w:rFonts w:ascii="Wingdings" w:hAnsi="Wingdings" w:hint="default"/>
+        <w:sz w:val="20"/>
+      </w:rPr>
+    </w:lvl>
+    <w:lvl w:ilvl="4" w:tentative="1">
+      <w:start w:val="1"/>
+      <w:numFmt w:val="bullet"/>
+      <w:lvlText w:val=""/>
+      <w:lvlJc w:val="left"/>
+      <w:pPr>
+        <w:tabs>
+          <w:tab w:val="num" w:pos="3600"/>
+        </w:tabs>
+        <w:ind w:left="3600" w:hanging="360"/>
+      </w:pPr>
+      <w:rPr>
+        <w:rFonts w:ascii="Wingdings" w:hAnsi="Wingdings" w:hint="default"/>
+        <w:sz w:val="20"/>
+      </w:rPr>
+    </w:lvl>
+    <w:lvl w:ilvl="5" w:tentative="1">
+      <w:start w:val="1"/>
+      <w:numFmt w:val="bullet"/>
+      <w:lvlText w:val=""/>
+      <w:lvlJc w:val="left"/>
+      <w:pPr>
+        <w:tabs>
+          <w:tab w:val="num" w:pos="4320"/>
+        </w:tabs>
+        <w:ind w:left="4320" w:hanging="360"/>
+      </w:pPr>
+      <w:rPr>
+        <w:rFonts w:ascii="Wingdings" w:hAnsi="Wingdings" w:hint="default"/>
+        <w:sz w:val="20"/>
+      </w:rPr>
+    </w:lvl>
+    <w:lvl w:ilvl="6" w:tentative="1">
+      <w:start w:val="1"/>
+      <w:numFmt w:val="bullet"/>
+      <w:lvlText w:val=""/>
+      <w:lvlJc w:val="left"/>
+      <w:pPr>
+        <w:tabs>
+          <w:tab w:val="num" w:pos="5040"/>
+        </w:tabs>
+        <w:ind w:left="5040" w:hanging="360"/>
+      </w:pPr>
+      <w:rPr>
+        <w:rFonts w:ascii="Wingdings" w:hAnsi="Wingdings" w:hint="default"/>
+        <w:sz w:val="20"/>
+      </w:rPr>
+    </w:lvl>
+    <w:lvl w:ilvl="7" w:tentative="1">
+      <w:start w:val="1"/>
+      <w:numFmt w:val="bullet"/>
+      <w:lvlText w:val=""/>
+      <w:lvlJc w:val="left"/>
+      <w:pPr>
+        <w:tabs>
+          <w:tab w:val="num" w:pos="5760"/>
+        </w:tabs>
+        <w:ind w:left="5760" w:hanging="360"/>
+      </w:pPr>
+      <w:rPr>
+        <w:rFonts w:ascii="Wingdings" w:hAnsi="Wingdings" w:hint="default"/>
+        <w:sz w:val="20"/>
+      </w:rPr>
+    </w:lvl>
+    <w:lvl w:ilvl="8" w:tentative="1">
+      <w:start w:val="1"/>
+      <w:numFmt w:val="bullet"/>
+      <w:lvlText w:val=""/>
+      <w:lvlJc w:val="left"/>
+      <w:pPr>
+        <w:tabs>
+          <w:tab w:val="num" w:pos="6480"/>
+        </w:tabs>
+        <w:ind w:left="6480" w:hanging="360"/>
+      </w:pPr>
+      <w:rPr>
+        <w:rFonts w:ascii="Wingdings" w:hAnsi="Wingdings" w:hint="default"/>
+        <w:sz w:val="20"/>
+      </w:rPr>
+    </w:lvl>
+  </w:abstractNum>
+  <w:abstractNum w:abstractNumId="2" w15:restartNumberingAfterBreak="0">
     <w:nsid w:val="70F23F41"/>
     <w:multiLevelType w:val="hybridMultilevel"/>
     <w:tmpl w:val="E716FAA0"/>
@@ -952,10 +1101,13 @@
     </w:lvlOverride>
   </w:num>
   <w:num w:numId="2">
-    <w:abstractNumId w:val="1"/>
+    <w:abstractNumId w:val="2"/>
     <w:lvlOverride w:ilvl="0">
       <w:startOverride w:val="1"/>
     </w:lvlOverride>
+  </w:num>
+  <w:num w:numId="3">
+    <w:abstractNumId w:val="1"/>
   </w:num>
 </w:numbering>
 </file>
@@ -1536,6 +1688,22 @@
       <w:szCs w:val="20"/>
     </w:rPr>
   </w:style>
+  <w:style w:type="paragraph" w:styleId="NormalWeb">
+    <w:name w:val="Normal (Web)"/>
+    <w:basedOn w:val="Normal"/>
+    <w:uiPriority w:val="99"/>
+    <w:semiHidden/>
+    <w:unhideWhenUsed/>
+    <w:rsid w:val="009E1EA0"/>
+    <w:pPr>
+      <w:spacing w:before="100" w:beforeAutospacing="1" w:after="100" w:afterAutospacing="1"/>
+    </w:pPr>
+    <w:rPr>
+      <w:rFonts w:ascii="Times New Roman" w:eastAsia="Times New Roman" w:hAnsi="Times New Roman" w:cs="Times New Roman"/>
+      <w:sz w:val="24"/>
+      <w:szCs w:val="24"/>
+    </w:rPr>
+  </w:style>
 </w:styles>
 </file>
 
